--- a/Vision-YouSightSeening.docx
+++ b/Vision-YouSightSeening.docx
@@ -40,14 +40,7 @@
           <w:rFonts w:ascii="Merriweather SemiBold" w:eastAsia="Merriweather SemiBold" w:hAnsi="Merriweather SemiBold" w:cs="Merriweather SemiBold"/>
           <w:lang w:val="en-US"/>
         </w:rPr>
-        <w:t>Many people find it difficult to plan a walking route in an unfamiliar city, especially if they want to see all the interesting places without wasting time. This problem is especially relevant today, as more and more people travel independently across Russ</w:t>
-      </w:r>
-      <w:r>
-        <w:rPr>
-          <w:rFonts w:ascii="Merriweather SemiBold" w:eastAsia="Merriweather SemiBold" w:hAnsi="Merriweather SemiBold" w:cs="Merriweather SemiBold"/>
-          <w:lang w:val="en-US"/>
-        </w:rPr>
-        <w:t>ia and need convenient tools to improve their travel experience. Currently, there are not enough apps that help users easily build personalized routes based on their interests and available time.</w:t>
+        <w:t>Many people find it difficult to plan a walking route in an unfamiliar city, especially if they want to see all the interesting places without wasting time. This problem is especially relevant today, as more and more people travel independently across Russia and need convenient tools to improve their travel experience. Currently, there are not enough apps that help users easily build personalized routes based on their interests and available time.</w:t>
       </w:r>
     </w:p>
     <w:p>
@@ -81,28 +74,7 @@
           <w:rFonts w:ascii="Merriweather SemiBold" w:eastAsia="Merriweather SemiBold" w:hAnsi="Merriweather SemiBold" w:cs="Merriweather SemiBold"/>
           <w:lang w:val="en-US"/>
         </w:rPr>
-        <w:t>, a m</w:t>
-      </w:r>
-      <w:r>
-        <w:rPr>
-          <w:rFonts w:ascii="Merriweather SemiBold" w:eastAsia="Merriweather SemiBold" w:hAnsi="Merriweather SemiBold" w:cs="Merriweather SemiBold"/>
-          <w:lang w:val="en-US"/>
-        </w:rPr>
-        <w:t>obile application that allows tourists to create optimized walking routes through Russian cities. Users can select a city, apply filters to choose types of attractions they are interested in, and set their available walking time. The app then generates a p</w:t>
-      </w:r>
-      <w:r>
-        <w:rPr>
-          <w:rFonts w:ascii="Merriweather SemiBold" w:eastAsia="Merriweather SemiBold" w:hAnsi="Merriweather SemiBold" w:cs="Merriweather SemiBold"/>
-          <w:lang w:val="en-US"/>
-        </w:rPr>
-        <w:t>ersonalized route using a greedy algorithm that chooses the next nearest point of interest based on the user’s current location, preferences, and time constraints. If the total walking time is long, for example more than two hours, the app will suggest caf</w:t>
-      </w:r>
-      <w:r>
-        <w:rPr>
-          <w:rFonts w:ascii="Merriweather SemiBold" w:eastAsia="Merriweather SemiBold" w:hAnsi="Merriweather SemiBold" w:cs="Merriweather SemiBold"/>
-          <w:lang w:val="en-US"/>
-        </w:rPr>
-        <w:t>es or rest stops along the way, ensuring minimal detours from the main route. The final route is displayed on an interactive map with information about each attraction.</w:t>
+        <w:t>, a mobile application that allows tourists to create optimized walking routes through Russian cities. Users can select a city, apply filters to choose types of attractions they are interested in, and set their available walking time. The app then generates a personalized route using a greedy algorithm that chooses the next nearest point of interest based on the user’s current location, preferences, and time constraints. If the total walking time is long, for example more than two hours, the app will suggest cafes or rest stops along the way, ensuring minimal detours from the main route. The final route is displayed on an interactive map with information about each attraction.</w:t>
       </w:r>
     </w:p>
     <w:p>
@@ -119,14 +91,7 @@
           <w:rFonts w:ascii="Merriweather SemiBold" w:eastAsia="Merriweather SemiBold" w:hAnsi="Merriweather SemiBold" w:cs="Merriweather SemiBold"/>
           <w:lang w:val="en-US"/>
         </w:rPr>
-        <w:t>The expected result is a user-friendly app that helps travelers get an optimal and comf</w:t>
-      </w:r>
-      <w:r>
-        <w:rPr>
-          <w:rFonts w:ascii="Merriweather SemiBold" w:eastAsia="Merriweather SemiBold" w:hAnsi="Merriweather SemiBold" w:cs="Merriweather SemiBold"/>
-          <w:lang w:val="en-US"/>
-        </w:rPr>
-        <w:t>ortable walking route, saving time and enhancing their experience.</w:t>
+        <w:t>The expected result is a user-friendly app that helps travelers get an optimal and comfortable walking route, saving time and enhancing their experience.</w:t>
       </w:r>
     </w:p>
     <w:p>
@@ -143,14 +108,7 @@
           <w:rFonts w:ascii="Merriweather SemiBold" w:eastAsia="Merriweather SemiBold" w:hAnsi="Merriweather SemiBold" w:cs="Merriweather SemiBold"/>
           <w:lang w:val="en-US"/>
         </w:rPr>
-        <w:t>Main features include a map of Russia showing the user’s current location, flexible filters to choose points of interest, detailed information and links for each attraction, personalized re</w:t>
-      </w:r>
-      <w:r>
-        <w:rPr>
-          <w:rFonts w:ascii="Merriweather SemiBold" w:eastAsia="Merriweather SemiBold" w:hAnsi="Merriweather SemiBold" w:cs="Merriweather SemiBold"/>
-          <w:lang w:val="en-US"/>
-        </w:rPr>
-        <w:t>commendations based on searches and preferences, the ability to set approximate walking time for route planning, and suggestions for cafes and other rest places on long routes.</w:t>
+        <w:t>Main features include a map of Russia showing the user’s current location, flexible filters to choose points of interest, detailed information and links for each attraction, personalized recommendations based on searches and preferences, the ability to set approximate walking time for route planning, and suggestions for cafes and other rest places on long routes.</w:t>
       </w:r>
     </w:p>
     <w:p>
@@ -167,14 +125,7 @@
           <w:rFonts w:ascii="Merriweather SemiBold" w:eastAsia="Merriweather SemiBold" w:hAnsi="Merriweather SemiBold" w:cs="Merriweather SemiBold"/>
           <w:lang w:val="en-US"/>
         </w:rPr>
-        <w:t>For development, we plan to use several external APIs that allow us to get accu</w:t>
-      </w:r>
-      <w:r>
-        <w:rPr>
-          <w:rFonts w:ascii="Merriweather SemiBold" w:eastAsia="Merriweather SemiBold" w:hAnsi="Merriweather SemiBold" w:cs="Merriweather SemiBold"/>
-          <w:lang w:val="en-US"/>
-        </w:rPr>
-        <w:t>rate data and implement the required functionality:</w:t>
+        <w:t>For development, we plan to use several external APIs that allow us to get accurate data and implement the required functionality:</w:t>
       </w:r>
     </w:p>
     <w:p>
@@ -197,7 +148,23 @@
           <w:b/>
           <w:lang w:val="en-US"/>
         </w:rPr>
-        <w:t>Geopify</w:t>
+        <w:t>Geo</w:t>
+      </w:r>
+      <w:r>
+        <w:rPr>
+          <w:rFonts w:ascii="Merriweather SemiBold" w:eastAsia="Merriweather SemiBold" w:hAnsi="Merriweather SemiBold" w:cs="Merriweather SemiBold"/>
+          <w:b/>
+          <w:lang w:val="en-US"/>
+        </w:rPr>
+        <w:t>a</w:t>
+      </w:r>
+      <w:r>
+        <w:rPr>
+          <w:rFonts w:ascii="Merriweather SemiBold" w:eastAsia="Merriweather SemiBold" w:hAnsi="Merriweather SemiBold" w:cs="Merriweather SemiBold"/>
+          <w:b/>
+          <w:lang w:val="en-US"/>
+        </w:rPr>
+        <w:t>pify</w:t>
       </w:r>
       <w:proofErr w:type="spellEnd"/>
       <w:r>
@@ -298,14 +265,7 @@
           <w:rFonts w:ascii="Merriweather SemiBold" w:eastAsia="Merriweather SemiBold" w:hAnsi="Merriweather SemiBold" w:cs="Merriweather SemiBold"/>
           <w:lang w:val="en-US"/>
         </w:rPr>
-        <w:t xml:space="preserve">for rendering maps and visualizing the routes inside </w:t>
-      </w:r>
-      <w:r>
-        <w:rPr>
-          <w:rFonts w:ascii="Merriweather SemiBold" w:eastAsia="Merriweather SemiBold" w:hAnsi="Merriweather SemiBold" w:cs="Merriweather SemiBold"/>
-          <w:lang w:val="en-US"/>
-        </w:rPr>
-        <w:t>the app.</w:t>
+        <w:t>for rendering maps and visualizing the routes inside the app.</w:t>
       </w:r>
     </w:p>
     <w:p>
@@ -335,25 +295,7 @@
           <w:bCs/>
           <w:lang w:val="en-US"/>
         </w:rPr>
-        <w:t xml:space="preserve">for </w:t>
-      </w:r>
-      <w:proofErr w:type="gramStart"/>
-      <w:r>
-        <w:rPr>
-          <w:rFonts w:ascii="Merriweather SemiBold" w:eastAsia="Merriweather SemiBold" w:hAnsi="Merriweather SemiBold" w:cs="Merriweather SemiBold"/>
-          <w:bCs/>
-          <w:lang w:val="en-US"/>
-        </w:rPr>
-        <w:t>users</w:t>
-      </w:r>
-      <w:proofErr w:type="gramEnd"/>
-      <w:r>
-        <w:rPr>
-          <w:rFonts w:ascii="Merriweather SemiBold" w:eastAsia="Merriweather SemiBold" w:hAnsi="Merriweather SemiBold" w:cs="Merriweather SemiBold"/>
-          <w:bCs/>
-          <w:lang w:val="en-US"/>
-        </w:rPr>
-        <w:t xml:space="preserve"> authorization</w:t>
+        <w:t>for users authorization</w:t>
       </w:r>
       <w:r>
         <w:rPr>
@@ -376,14 +318,7 @@
           <w:rFonts w:ascii="Merriweather SemiBold" w:eastAsia="Merriweather SemiBold" w:hAnsi="Merriweather SemiBold" w:cs="Merriweather SemiBold"/>
           <w:lang w:val="en-US"/>
         </w:rPr>
-        <w:t>A</w:t>
-      </w:r>
-      <w:r>
-        <w:rPr>
-          <w:rFonts w:ascii="Merriweather SemiBold" w:eastAsia="Merriweather SemiBold" w:hAnsi="Merriweather SemiBold" w:cs="Merriweather SemiBold"/>
-          <w:lang w:val="en-US"/>
-        </w:rPr>
-        <w:t>dditional APIs may be integrated as needed during the development process.</w:t>
+        <w:t>Additional APIs may be integrated as needed during the development process.</w:t>
       </w:r>
     </w:p>
     <w:sectPr>
